--- a/instructions_v1.7.docx
+++ b/instructions_v1.7.docx
@@ -319,7 +319,7 @@
         <w:rPr>
           <w:lang w:val="en-GB"/>
         </w:rPr>
-        <w:t xml:space="preserve"> with a RAM module (CE-151 or larger). The recording holds the program without its REM lines (5532 bytes); with its variables it needs about 5.9 KB of memory, so it does not fit into a PC-1500 or PC-2 without a module.</w:t>
+        <w:t xml:space="preserve"> with a RAM module (CE-151 or larger). The recording holds the program without its REM lines (5530 bytes); with its variables it needs about 5.9 KB of memory, so it does not fit into a PC-1500 or PC-2 without a module.</w:t>
       </w:r>
     </w:p>
     <w:p>
@@ -3910,59 +3910,33 @@
         <w:rPr>
           <w:lang w:val="en-GB"/>
         </w:rPr>
-        <w:t xml:space="preserve"> when you lose. Between </w:t>
+        <w:t xml:space="preserve"> when you lose. After every strike in which your mercenaries hurl crosses, the game shows </w:t>
       </w:r>
       <w:r>
         <w:rPr>
           <w:rFonts w:ascii="Courier New" w:eastAsia="Courier New" w:hAnsi="Courier New" w:cs="Courier New"/>
           <w:lang w:val="en-GB"/>
         </w:rPr>
-        <w:t>ROUND1</w:t>
-      </w:r>
-      <w:r>
-        <w:rPr>
-          <w:lang w:val="en-GB"/>
-        </w:rPr>
-        <w:t xml:space="preserve"> and </w:t>
+        <w:t>Merc. hurl inv. crosses!</w:t>
+      </w:r>
+      <w:r>
+        <w:rPr>
+          <w:lang w:val="en-GB"/>
+        </w:rPr>
+        <w:t xml:space="preserve">, and after every strike in which your Satanists spew brimstones, it shows </w:t>
       </w:r>
       <w:r>
         <w:rPr>
           <w:rFonts w:ascii="Courier New" w:eastAsia="Courier New" w:hAnsi="Courier New" w:cs="Courier New"/>
           <w:lang w:val="en-GB"/>
         </w:rPr>
-        <w:t>ROUND2</w:t>
-      </w:r>
-      <w:r>
-        <w:rPr>
-          <w:lang w:val="en-GB"/>
-        </w:rPr>
-        <w:t xml:space="preserve"> the game shows </w:t>
-      </w:r>
-      <w:r>
-        <w:rPr>
-          <w:rFonts w:ascii="Courier New" w:eastAsia="Courier New" w:hAnsi="Courier New" w:cs="Courier New"/>
-          <w:lang w:val="en-GB"/>
-        </w:rPr>
-        <w:t>Merc. hurl inv. crosses!</w:t>
-      </w:r>
-      <w:r>
-        <w:rPr>
-          <w:lang w:val="en-GB"/>
-        </w:rPr>
-        <w:t xml:space="preserve"> when you fight with crosses and </w:t>
-      </w:r>
-      <w:r>
-        <w:rPr>
-          <w:rFonts w:ascii="Courier New" w:eastAsia="Courier New" w:hAnsi="Courier New" w:cs="Courier New"/>
-          <w:lang w:val="en-GB"/>
-        </w:rPr>
         <w:t>Satanists spew brimstones!</w:t>
       </w:r>
       <w:r>
         <w:rPr>
           <w:lang w:val="en-GB"/>
         </w:rPr>
-        <w:t xml:space="preserve"> when you fight with brimstones.</w:t>
+        <w:t xml:space="preserve">, before the next round.</w:t>
       </w:r>
     </w:p>
     <w:p>

--- a/instructions_v1.7.docx
+++ b/instructions_v1.7.docx
@@ -319,7 +319,7 @@
         <w:rPr>
           <w:lang w:val="en-GB"/>
         </w:rPr>
-        <w:t xml:space="preserve"> with a RAM module (CE-151 or larger). The recording holds the program without its REM lines (5530 bytes); with its variables it needs about 5.9 KB of memory, so it does not fit into a PC-1500 or PC-2 without a module.</w:t>
+        <w:t xml:space="preserve"> with a RAM module (CE-151 or larger). The recording holds the program without its REM lines (5480 bytes); with its variables it needs about 5.9 KB of memory, so it does not fit into a PC-1500 or PC-2 without a module.</w:t>
       </w:r>
     </w:p>
     <w:p>
@@ -1745,7 +1745,7 @@
         <w:rPr>
           <w:lang w:val="en-GB"/>
         </w:rPr>
-        <w:t xml:space="preserve"> instils terror among Cathodics. Only mercenaries can hurl inverted crosses, each mercenary one cross per round. A cross that hits eliminates one fighter in that round.</w:t>
+        <w:t xml:space="preserve"> as everyone knows, inverted crosses are deeply terrifying to the devout and the clergy, and lethal to their very souls. Only mercenaries can hurl inverted crosses, each mercenary one cross per round. A cross that hits eliminates one fighter in that round.</w:t>
       </w:r>
     </w:p>
     <w:p>
@@ -3917,7 +3917,7 @@
           <w:rFonts w:ascii="Courier New" w:eastAsia="Courier New" w:hAnsi="Courier New" w:cs="Courier New"/>
           <w:lang w:val="en-GB"/>
         </w:rPr>
-        <w:t>Merc. hurl inv. crosses!</w:t>
+        <w:t>Mercenaries hurl crosses!</w:t>
       </w:r>
       <w:r>
         <w:rPr>
@@ -3936,6 +3936,19 @@
         <w:rPr>
           <w:lang w:val="en-GB"/>
         </w:rPr>
+        <w:t xml:space="preserve">, and after every strike in which your jihadists attack, it shows </w:t>
+      </w:r>
+      <w:r>
+        <w:rPr>
+          <w:rFonts w:ascii="Courier New" w:eastAsia="Courier New" w:hAnsi="Courier New" w:cs="Courier New"/>
+          <w:lang w:val="en-GB"/>
+        </w:rPr>
+        <w:t>Jihadists attack!</w:t>
+      </w:r>
+      <w:r>
+        <w:rPr>
+          <w:lang w:val="en-GB"/>
+        </w:rPr>
         <w:t xml:space="preserve">, before the next round.</w:t>
       </w:r>
     </w:p>
@@ -3985,13 +3998,13 @@
           <w:rFonts w:ascii="Courier New" w:eastAsia="Courier New" w:hAnsi="Courier New" w:cs="Courier New"/>
           <w:lang w:val="en-GB"/>
         </w:rPr>
-        <w:t>YOU WON! Lourdes IS YOURS</w:t>
-      </w:r>
-      <w:r>
-        <w:rPr>
-          <w:lang w:val="en-GB"/>
-        </w:rPr>
-        <w:t xml:space="preserve">. A longer place name does not fit on the display, so after the melody the line moves to the left until you can read its end. The line stays about 1.5 seconds after the melody, and the next screens follow by themselves, about 1.5 seconds each:</w:t>
+        <w:t>YOU WON! (Lourdes)</w:t>
+      </w:r>
+      <w:r>
+        <w:rPr>
+          <w:lang w:val="en-GB"/>
+        </w:rPr>
+        <w:t xml:space="preserve">. The line stays about 1.5 seconds after the melody, and the next screens follow by themselves, about 1.5 seconds each:</w:t>
       </w:r>
     </w:p>
     <w:p>
@@ -4023,7 +4036,7 @@
           <w:rFonts w:ascii="Courier New" w:eastAsia="Courier New" w:hAnsi="Courier New" w:cs="Courier New"/>
           <w:lang w:val="en-GB"/>
         </w:rPr>
-        <w:t>r RELICS c CROSSES</w:t>
+        <w:t>r RELICS c INV.CROSSES</w:t>
       </w:r>
     </w:p>
     <w:p>

--- a/instructions_v1.7.docx
+++ b/instructions_v1.7.docx
@@ -4062,12 +4062,16 @@
       <w:pPr>
         <w:spacing w:after="40"/>
         <w:ind w:left="567"/>
+        <w:rPr>
+          <w:lang w:val="en-GB"/>
+        </w:rPr>
       </w:pPr>
       <w:r>
         <w:rPr>
           <w:rFonts w:ascii="Courier New" w:eastAsia="Courier New" w:hAnsi="Courier New" w:cs="Courier New"/>
-        </w:rPr>
-        <w:t>AND ALSO YOU GOT:</w:t>
+          <w:lang w:val="en-GB"/>
+        </w:rPr>
+        <w:t>LOST: m MERC s SAT j JIH</w:t>
       </w:r>
     </w:p>
     <w:p>
@@ -4086,20 +4090,7 @@
         <w:rPr>
           <w:lang w:val="en-GB"/>
         </w:rPr>
-        <w:t xml:space="preserve">Then the treasure of the place, e.g. </w:t>
-      </w:r>
-      <w:r>
-        <w:rPr>
-          <w:rFonts w:ascii="Courier New" w:eastAsia="Courier New" w:hAnsi="Courier New" w:cs="Courier New"/>
-          <w:lang w:val="en-GB"/>
-        </w:rPr>
-        <w:t>barrel of Holy Water</w:t>
-      </w:r>
-      <w:r>
-        <w:rPr>
-          <w:lang w:val="en-GB"/>
-        </w:rPr>
-        <w:t xml:space="preserve"> at Lourdes. Every place has its own treasure; it is a trophy and does not change your resources. You get it only the first time you conquer the place: when you win back a place that broke free, this screen is left out.</w:t>
+        <w:t>Your human losses in this fight.</w:t>
       </w:r>
     </w:p>
     <w:p>
@@ -4115,7 +4106,7 @@
           <w:rFonts w:ascii="Courier New" w:eastAsia="Courier New" w:hAnsi="Courier New" w:cs="Courier New"/>
           <w:lang w:val="en-GB"/>
         </w:rPr>
-        <w:t>LOST: m MERC s SAT j JIH</w:t>
+        <w:t>GOT y NEW MERC, z SAT</w:t>
       </w:r>
     </w:p>
     <w:p>
@@ -4134,23 +4125,19 @@
         <w:rPr>
           <w:lang w:val="en-GB"/>
         </w:rPr>
-        <w:t>Your human losses in this fight.</w:t>
+        <w:t xml:space="preserve">A sixth of the militants of the place join you as mercenaries. The more gold a place gives you, the more new Satanists join you, because Cathodic people were outraged by how much gold was stored there.</w:t>
       </w:r>
     </w:p>
     <w:p>
       <w:pPr>
         <w:spacing w:after="40"/>
         <w:ind w:left="567"/>
-        <w:rPr>
-          <w:lang w:val="en-GB"/>
-        </w:rPr>
       </w:pPr>
       <w:r>
         <w:rPr>
           <w:rFonts w:ascii="Courier New" w:eastAsia="Courier New" w:hAnsi="Courier New" w:cs="Courier New"/>
-          <w:lang w:val="en-GB"/>
-        </w:rPr>
-        <w:t>GOT y NEW MERC, z SAT</w:t>
+        </w:rPr>
+        <w:t>AND ALSO YOU GOT:</w:t>
       </w:r>
     </w:p>
     <w:p>
@@ -4169,7 +4156,20 @@
         <w:rPr>
           <w:lang w:val="en-GB"/>
         </w:rPr>
-        <w:t xml:space="preserve">A sixth of the militants of the place join you as mercenaries. The more gold a place gives you, the more new Satanists join you, because Cathodic people were outraged by how much gold was stored there.</w:t>
+        <w:t xml:space="preserve">Last, the treasure of the place, e.g. </w:t>
+      </w:r>
+      <w:r>
+        <w:rPr>
+          <w:rFonts w:ascii="Courier New" w:eastAsia="Courier New" w:hAnsi="Courier New" w:cs="Courier New"/>
+          <w:lang w:val="en-GB"/>
+        </w:rPr>
+        <w:t>barrel of Holy Water</w:t>
+      </w:r>
+      <w:r>
+        <w:rPr>
+          <w:lang w:val="en-GB"/>
+        </w:rPr>
+        <w:t xml:space="preserve"> at Lourdes. Every place has its own treasure; it is a trophy and does not change your resources. You get it only the first time you conquer the place: when you win back a place that broke free, this screen is left out.</w:t>
       </w:r>
     </w:p>
     <w:p>

--- a/instructions_v1.7.docx
+++ b/instructions_v1.7.docx
@@ -250,7 +250,7 @@
         <w:rPr>
           <w:lang w:val="en-GB"/>
         </w:rPr>
-        <w:t>: they start with twice as many militants and twice as much gold, but not with twice as many relics, so what one of them gives you is not enough to conquer the next one. The richest of all is the Vatican (place 9). Every place also hides its own treasure.</w:t>
+        <w:t>: they start with twice as many militants and more than twice as much gold, but not with twice as many relics, so what one of them gives you is not enough to conquer the next one. The richest of all is the Vatican (place 9). Every place also hides its own treasure.</w:t>
       </w:r>
     </w:p>
     <w:p>
@@ -319,7 +319,7 @@
         <w:rPr>
           <w:lang w:val="en-GB"/>
         </w:rPr>
-        <w:t xml:space="preserve"> with a RAM module (CE-151 or larger). The recording holds the program without its REM lines (5480 bytes); with its variables it needs about 5.9 KB of memory, so it does not fit into a PC-1500 or PC-2 without a module.</w:t>
+        <w:t xml:space="preserve"> with a RAM module (CE-151 or larger). The recording holds the program without its REM lines (5497 bytes); with its variables it needs about 5.9 KB of memory, so it does not fit into a PC-1500 or PC-2 without a module.</w:t>
       </w:r>
     </w:p>
     <w:p>
@@ -1602,7 +1602,7 @@
               <w:jc w:val="right"/>
             </w:pPr>
             <w:r>
-              <w:t>1000</w:t>
+              <w:t>2000</w:t>
             </w:r>
           </w:p>
         </w:tc>
@@ -1645,7 +1645,7 @@
         <w:rPr>
           <w:lang w:val="en-GB"/>
         </w:rPr>
-        <w:t xml:space="preserve"> (SAT on the display) spew the brimstones, hellish stones of demonic sulphur: each Satanist spews one brimstone in every round, so you can use only as many brimstones as you have Satanists. You cannot buy them: they join you when you conquer a place. The militants reach them only when no mercenaries are left.</w:t>
+        <w:t xml:space="preserve"> (SAT on the display) spew the brimstones, hellish stones of demonic sulphur: in every round each Satanist spews one of the brimstones you chose for the fight, until all of them are thrown. You cannot buy Satanists: they join you when you conquer a place. The militants reach them only when no mercenaries are left.</w:t>
       </w:r>
     </w:p>
     <w:p>
@@ -1669,7 +1669,7 @@
         <w:rPr>
           <w:lang w:val="en-GB"/>
         </w:rPr>
-        <w:t xml:space="preserve"> are needed to hurl the inverted crosses: each mercenary hurls one cross in every round, so you can use only as many crosses as you have mercenaries. They also stand in the front line: the militants strike them first. Every conquered place gives you new mercenaries, and you can also buy them.</w:t>
+        <w:t xml:space="preserve"> are needed to hurl the inverted crosses: in every round each mercenary hurls one of the crosses you chose for the fight, until all of them are thrown, so the more mercenaries you have, the faster your crosses fly. They also stand in the front line: the militants strike them first. Every conquered place gives you new mercenaries, and you can also buy them.</w:t>
       </w:r>
     </w:p>
     <w:p>
@@ -1745,7 +1745,7 @@
         <w:rPr>
           <w:lang w:val="en-GB"/>
         </w:rPr>
-        <w:t xml:space="preserve"> as everyone knows, inverted crosses are deeply terrifying to the devout and the clergy, and lethal to their very souls. Only mercenaries can hurl inverted crosses, each mercenary one cross per round. A cross that hits eliminates one fighter in that round.</w:t>
+        <w:t xml:space="preserve"> as everyone knows, inverted crosses are deeply terrifying to the devout and the clergy, and lethal to their very souls. Only mercenaries can hurl inverted crosses, each mercenary one cross per round. Every cross is hurled only once; a cross that hits eliminates one fighter.</w:t>
       </w:r>
     </w:p>
     <w:p>
@@ -1772,7 +1772,7 @@
         <w:rPr>
           <w:lang w:val="en-GB"/>
         </w:rPr>
-        <w:t xml:space="preserve"> a hellish stone of demonic sulphur, which terrifies Cathodics. Only Satanists can spew brimstones, each Satanist one brimstone per round. A brimstone that hits eliminates three fighters in that round.</w:t>
+        <w:t xml:space="preserve"> a hellish stone of demonic sulphur, which terrifies Cathodics. Only Satanists can spew brimstones, each Satanist one brimstone per round. Every brimstone is spewed only once; a brimstone that hits eliminates three fighters.</w:t>
       </w:r>
     </w:p>
     <w:p>
@@ -1786,7 +1786,7 @@
         <w:rPr>
           <w:lang w:val="en-GB"/>
         </w:rPr>
-        <w:t xml:space="preserve">Not every strike succeeds. You choose the crosses and brimstones for each fight; they are used up by that fight. In each round each mercenary can hurl one cross and each Satanist can spew one brimstone: more crosses or brimstones than that are wasted in that round.</w:t>
+        <w:t xml:space="preserve">Not every strike succeeds. You choose how many crosses and brimstones to take into each fight. Each of them is thrown only once: in every round each mercenary hurls one cross and each Satanist spews one brimstone, as long as any are left. When you win, the crosses and brimstones that were not thrown come back to you.</w:t>
       </w:r>
     </w:p>
     <w:p>
@@ -3116,7 +3116,7 @@
               <w:jc w:val="right"/>
             </w:pPr>
             <w:r>
-              <w:t>4200</w:t>
+              <w:t>4900</w:t>
             </w:r>
           </w:p>
         </w:tc>
@@ -3260,7 +3260,7 @@
               <w:jc w:val="right"/>
             </w:pPr>
             <w:r>
-              <w:t>4800</w:t>
+              <w:t>5600</w:t>
             </w:r>
           </w:p>
         </w:tc>
@@ -3429,7 +3429,7 @@
               <w:rPr>
                 <w:color w:val="EE0000"/>
               </w:rPr>
-              <w:t>5400</w:t>
+              <w:t>6300</w:t>
             </w:r>
           </w:p>
         </w:tc>
@@ -3810,7 +3810,7 @@
         <w:rPr>
           <w:lang w:val="en-GB"/>
         </w:rPr>
-        <w:t xml:space="preserve">Your side strikes first: the crosses your mercenaries hurl (one per mercenary), the brimstones your Satanists spew (one per Satanist) and all your jihadists. The first strike is the weakest, because the militants are still behind their walls; from the second round on your weapons hit more often. However many weapons you take, at most a third of the militants the place had at the start of the fight fall in one strike: the others take cover. So the militants are eliminated step by step, in three strikes or more.</w:t>
+        <w:t xml:space="preserve">Your side strikes first: the crosses your mercenaries hurl (one per mercenary, while crosses are left), the brimstones your Satanists spew (one per Satanist, while brimstones are left) and all your jihadists. The first strike is the weakest, because the militants are still behind their walls; from the second round on your weapons hit more often. However many weapons you take, at most a third of the militants the place had at the start of the fight fall in one strike: the others take cover, and what was thrown at them is lost. So the militants are eliminated step by step, in three strikes or more.</w:t>
       </w:r>
     </w:p>
     <w:p>
@@ -3852,7 +3852,7 @@
           <w:rFonts w:ascii="Courier New" w:eastAsia="Courier New" w:hAnsi="Courier New" w:cs="Courier New"/>
           <w:lang w:val="en-GB"/>
         </w:rPr>
-        <w:t>ROUND1: CC m vs YOU p</w:t>
+        <w:t>ROUND1:CC m vs YOU p</w:t>
       </w:r>
       <w:r>
         <w:rPr>
@@ -3963,7 +3963,7 @@
         <w:rPr>
           <w:lang w:val="en-GB"/>
         </w:rPr>
-        <w:t>The same crosses and brimstones fight again in every round, until no militants or none of your people are left. A fight cannot be stopped once it has begun. The crosses and brimstones are used up whatever the result.</w:t>
+        <w:t xml:space="preserve">Every cross and every brimstone is thrown only once. The fight goes on until no militants or none of your people are left; when all your crosses and brimstones have been thrown, only your jihadists strike. A fight cannot be stopped once it has begun. When you win, the crosses and brimstones that were not thrown come back to you.</w:t>
       </w:r>
     </w:p>
     <w:p>
@@ -4590,7 +4590,7 @@
               <w:jc w:val="right"/>
             </w:pPr>
             <w:r>
-              <w:t>25</w:t>
+              <w:t>8</w:t>
             </w:r>
           </w:p>
         </w:tc>
@@ -4677,7 +4677,7 @@
               <w:jc w:val="right"/>
             </w:pPr>
             <w:r>
-              <w:t>110</w:t>
+              <w:t>20</w:t>
             </w:r>
           </w:p>
         </w:tc>
@@ -4866,7 +4866,7 @@
           <w:rFonts w:ascii="Courier New" w:eastAsia="Courier New" w:hAnsi="Courier New" w:cs="Courier New"/>
           <w:lang w:val="en-GB"/>
         </w:rPr>
-        <w:t>PRICE 25 (MAX 40) ?</w:t>
+        <w:t>PRICE 8 (MAX 250) ?</w:t>
       </w:r>
       <w:r>
         <w:rPr>
@@ -4879,7 +4879,7 @@
           <w:rFonts w:ascii="Courier New" w:eastAsia="Courier New" w:hAnsi="Courier New" w:cs="Courier New"/>
           <w:lang w:val="en-GB"/>
         </w:rPr>
-        <w:t>PRICE 25 (MAX 40) ? 12</w:t>
+        <w:t>PRICE 8 (MAX 250) ? 12</w:t>
       </w:r>
       <w:r>
         <w:rPr>
@@ -5701,7 +5701,7 @@
         <w:rPr>
           <w:lang w:val="en-GB"/>
         </w:rPr>
-        <w:t xml:space="preserve">Every element counts. Crosses are the cheapest, but only your mercenaries can hurl them, one each per round; brimstones need Satanists, one each per round; jihadists need nobody. Crosses or brimstones that nobody can throw are wasted, and at most a third of the militants fall in one strike. A player who leaves out any of crosses, brimstones, jihadists, mercenaries or Satanists wins clearly less often.</w:t>
+        <w:t xml:space="preserve">Every element counts. Crosses are the cheapest, but only your mercenaries can hurl them, one each per round; brimstones need Satanists, one each per round; jihadists need nobody and fight again in every round and every fight. Every cross and brimstone is thrown only once, and at most a third of the militants fall in one strike: when you have more Satanists than brimstones, all your brimstones fly in the first round, while the militants are still behind their walls. A player who leaves out any of crosses, brimstones, jihadists, mercenaries or Satanists wins clearly less often.</w:t>
       </w:r>
     </w:p>
     <w:p>
